--- a/GenAI-Week2-Vid/GenAI-Weel2-Strategies.docx
+++ b/GenAI-Week2-Vid/GenAI-Weel2-Strategies.docx
@@ -19,15 +19,92 @@
     </w:p>
     <w:p>
       <w:r>
-        <w:t xml:space="preserve">This project evaluated a Financial RAG pipeline using four financial document types: SEC filings, earnings call transcripts, insurance claims, and loan documents. Two chunking strategies (Fixed and Semantic) were compared, with and without a BGE </w:t>
-      </w:r>
-      <w:proofErr w:type="spellStart"/>
-      <w:r>
-        <w:t>reranker</w:t>
-      </w:r>
-      <w:proofErr w:type="spellEnd"/>
+        <w:t>This project evaluated a Financial RAG pipeline using four financial document types: SEC filings, earnings call transcripts, insurance claims, and loan documents. Two chunking strategies (Fixed and Semantic) were compared, with and without a BGE reranker.</w:t>
+      </w:r>
+    </w:p>
+    <w:p>
+      <w:r>
+        <w:t xml:space="preserve">The best chunking strategy depends heavily on the specific nature of your documents and the level of detail required by your RAG application. </w:t>
+      </w:r>
+    </w:p>
+    <w:p>
+      <w:r>
+        <w:t xml:space="preserve">Choosing the right strategy is a balancing act: </w:t>
+      </w:r>
+      <w:r>
+        <w:rPr>
+          <w:b/>
+          <w:bCs/>
+        </w:rPr>
+        <w:t>small chunks</w:t>
+      </w:r>
+      <w:r>
+        <w:t xml:space="preserve"> offer high precision for retrieval, while </w:t>
+      </w:r>
+      <w:r>
+        <w:rPr>
+          <w:b/>
+          <w:bCs/>
+        </w:rPr>
+        <w:t>large chunks</w:t>
+      </w:r>
+      <w:r>
+        <w:t xml:space="preserve"> provide the rich context necessary for the LLM to generate meaningful answers</w:t>
+      </w:r>
       <w:r>
         <w:t>.</w:t>
+      </w:r>
+    </w:p>
+    <w:p>
+      <w:r>
+        <w:t>The following strategies are recommended based on document type and complexity:</w:t>
+      </w:r>
+    </w:p>
+    <w:p>
+      <w:r>
+        <w:rPr>
+          <w:b/>
+          <w:bCs/>
+        </w:rPr>
+        <w:t>Fixed-Size Chunking</w:t>
+      </w:r>
+      <w:r>
+        <w:t xml:space="preserve">: Useful for quick prototyping or simple documents where speed is a priority. It is recommended to use a </w:t>
+      </w:r>
+      <w:r>
+        <w:rPr>
+          <w:b/>
+          <w:bCs/>
+        </w:rPr>
+        <w:t>10–20% overlap</w:t>
+      </w:r>
+      <w:r>
+        <w:t xml:space="preserve"> to ensure that facts split across boundaries aren't lost</w:t>
+      </w:r>
+      <w:r>
+        <w:t>.</w:t>
+      </w:r>
+    </w:p>
+    <w:p>
+      <w:r>
+        <w:rPr>
+          <w:b/>
+          <w:bCs/>
+        </w:rPr>
+        <w:t>Semantic Chunking</w:t>
+      </w:r>
+      <w:r>
+        <w:t xml:space="preserve">: Instead of relying on character counts, this technique uses embeddings to detect </w:t>
+      </w:r>
+      <w:r>
+        <w:rPr>
+          <w:b/>
+          <w:bCs/>
+        </w:rPr>
+        <w:t>topic shifts</w:t>
+      </w:r>
+      <w:r>
+        <w:t>. It is ideal for dense text where logical flow is more important than explicit paragraph markers.</w:t>
       </w:r>
     </w:p>
     <w:p>
@@ -137,17 +214,8 @@
           <w:b/>
           <w:bCs/>
         </w:rPr>
-        <w:t xml:space="preserve">BGE </w:t>
-      </w:r>
-      <w:proofErr w:type="spellStart"/>
-      <w:r>
-        <w:rPr>
-          <w:b/>
-          <w:bCs/>
-        </w:rPr>
-        <w:t>reranker</w:t>
-      </w:r>
-      <w:proofErr w:type="spellEnd"/>
+        <w:t>BGE reranker</w:t>
+      </w:r>
       <w:r>
         <w:t xml:space="preserve"> consistently improved answer quality across both chunking methods.</w:t>
       </w:r>
@@ -193,6 +261,7 @@
         </w:numPr>
       </w:pPr>
       <w:r>
+        <w:lastRenderedPageBreak/>
         <w:t>Context Precision</w:t>
       </w:r>
     </w:p>
@@ -427,7 +496,6 @@
           <w:b/>
           <w:bCs/>
         </w:rPr>
-        <w:lastRenderedPageBreak/>
         <w:t>Recommendation</w:t>
       </w:r>
     </w:p>
@@ -440,23 +508,7 @@
           <w:b/>
           <w:bCs/>
         </w:rPr>
-        <w:t xml:space="preserve">Fixed Chunking (500 characters with 50 </w:t>
-      </w:r>
-      <w:proofErr w:type="gramStart"/>
-      <w:r>
-        <w:rPr>
-          <w:b/>
-          <w:bCs/>
-        </w:rPr>
-        <w:t>overlap</w:t>
-      </w:r>
-      <w:proofErr w:type="gramEnd"/>
-      <w:r>
-        <w:rPr>
-          <w:b/>
-          <w:bCs/>
-        </w:rPr>
-        <w:t>) combined with BGE Reranking</w:t>
+        <w:t>Fixed Chunking (500 characters with 50 overlap) combined with BGE Reranking</w:t>
       </w:r>
       <w:r>
         <w:t xml:space="preserve"> is recommended. This configuration delivered the highest faithfulness, strong retrieval performance, and the most predictable operational cost.</w:t>
@@ -494,15 +546,7 @@
     </w:p>
     <w:p>
       <w:r>
-        <w:t xml:space="preserve">The evaluation was conducted on a small dataset of only four documents. Because of the limited corpus size, Recall@5 reached 100% for all experiments and may not reflect real-world performance. Further validation </w:t>
-      </w:r>
-      <w:proofErr w:type="gramStart"/>
-      <w:r>
-        <w:t>on</w:t>
-      </w:r>
-      <w:proofErr w:type="gramEnd"/>
-      <w:r>
-        <w:t xml:space="preserve"> larger financial document collections is recommended before production implementation.</w:t>
+        <w:t>The evaluation was conducted on a small dataset of only four documents. Because of the limited corpus size, Recall@5 reached 100% for all experiments and may not reflect real-world performance. Further validation on larger financial document collections is recommended before production implementation.</w:t>
       </w:r>
     </w:p>
     <w:p>
@@ -549,17 +593,8 @@
           <w:b/>
           <w:bCs/>
         </w:rPr>
-        <w:t xml:space="preserve">BGE </w:t>
-      </w:r>
-      <w:proofErr w:type="spellStart"/>
-      <w:r>
-        <w:rPr>
-          <w:b/>
-          <w:bCs/>
-        </w:rPr>
-        <w:t>reranker</w:t>
-      </w:r>
-      <w:proofErr w:type="spellEnd"/>
+        <w:t>BGE reranker</w:t>
+      </w:r>
       <w:r>
         <w:t xml:space="preserve"> to a Financial RAG pipeline.</w:t>
       </w:r>
@@ -630,6 +665,7 @@
           <w:b/>
           <w:bCs/>
         </w:rPr>
+        <w:lastRenderedPageBreak/>
         <w:t>Semantic Chunking</w:t>
       </w:r>
       <w:r>
@@ -699,7 +735,6 @@
         </w:numPr>
       </w:pPr>
       <w:r>
-        <w:lastRenderedPageBreak/>
         <w:t xml:space="preserve">The best overall answer quality came from </w:t>
       </w:r>
       <w:r>
@@ -865,23 +900,7 @@
           <w:b/>
           <w:bCs/>
         </w:rPr>
-        <w:t xml:space="preserve">**Unique </w:t>
-      </w:r>
-      <w:proofErr w:type="gramStart"/>
-      <w:r>
-        <w:rPr>
-          <w:b/>
-          <w:bCs/>
-        </w:rPr>
-        <w:t>documents:*</w:t>
-      </w:r>
-      <w:proofErr w:type="gramEnd"/>
-      <w:r>
-        <w:rPr>
-          <w:b/>
-          <w:bCs/>
-        </w:rPr>
-        <w:t>*</w:t>
+        <w:t>**Unique documents:**</w:t>
       </w:r>
       <w:r>
         <w:t xml:space="preserve"> 4</w:t>
@@ -896,23 +915,7 @@
           <w:b/>
           <w:bCs/>
         </w:rPr>
-        <w:t>**Source pages/</w:t>
-      </w:r>
-      <w:proofErr w:type="gramStart"/>
-      <w:r>
-        <w:rPr>
-          <w:b/>
-          <w:bCs/>
-        </w:rPr>
-        <w:t>sections:*</w:t>
-      </w:r>
-      <w:proofErr w:type="gramEnd"/>
-      <w:r>
-        <w:rPr>
-          <w:b/>
-          <w:bCs/>
-        </w:rPr>
-        <w:t>*</w:t>
+        <w:t>**Source pages/sections:**</w:t>
       </w:r>
       <w:r>
         <w:t xml:space="preserve"> 4</w:t>
@@ -927,56 +930,11 @@
           <w:b/>
           <w:bCs/>
         </w:rPr>
-        <w:t xml:space="preserve">**Document </w:t>
-      </w:r>
-      <w:proofErr w:type="gramStart"/>
-      <w:r>
-        <w:rPr>
-          <w:b/>
-          <w:bCs/>
-        </w:rPr>
-        <w:t>types:*</w:t>
-      </w:r>
-      <w:proofErr w:type="gramEnd"/>
-      <w:r>
-        <w:rPr>
-          <w:b/>
-          <w:bCs/>
-        </w:rPr>
-        <w:t>*</w:t>
-      </w:r>
-      <w:r>
-        <w:t xml:space="preserve"> </w:t>
-      </w:r>
-      <w:proofErr w:type="spellStart"/>
-      <w:r>
-        <w:t>earnings_calls</w:t>
-      </w:r>
-      <w:proofErr w:type="spellEnd"/>
-      <w:r>
-        <w:t xml:space="preserve">, </w:t>
-      </w:r>
-      <w:proofErr w:type="spellStart"/>
-      <w:r>
-        <w:t>insurance_claims</w:t>
-      </w:r>
-      <w:proofErr w:type="spellEnd"/>
-      <w:r>
-        <w:t xml:space="preserve">, </w:t>
-      </w:r>
-      <w:proofErr w:type="spellStart"/>
-      <w:r>
-        <w:t>loan_docs</w:t>
-      </w:r>
-      <w:proofErr w:type="spellEnd"/>
-      <w:r>
-        <w:t xml:space="preserve">, </w:t>
-      </w:r>
-      <w:proofErr w:type="spellStart"/>
-      <w:r>
-        <w:t>sec_filings</w:t>
-      </w:r>
-      <w:proofErr w:type="spellEnd"/>
+        <w:t>**Document types:**</w:t>
+      </w:r>
+      <w:r>
+        <w:t xml:space="preserve"> earnings_calls, insurance_claims, loan_docs, sec_filings</w:t>
+      </w:r>
     </w:p>
     <w:p/>
     <w:p>
@@ -985,63 +943,28 @@
       </w:r>
     </w:p>
     <w:p>
-      <w:proofErr w:type="gramStart"/>
       <w:r>
         <w:t>|---|---|</w:t>
       </w:r>
-      <w:proofErr w:type="gramEnd"/>
-    </w:p>
-    <w:p>
-      <w:r>
-        <w:t xml:space="preserve">| </w:t>
-      </w:r>
-      <w:proofErr w:type="spellStart"/>
-      <w:r>
-        <w:t>earnings_calls</w:t>
-      </w:r>
-      <w:proofErr w:type="spellEnd"/>
-      <w:r>
-        <w:t xml:space="preserve"> | 1 |</w:t>
-      </w:r>
-    </w:p>
-    <w:p>
-      <w:r>
-        <w:lastRenderedPageBreak/>
-        <w:t xml:space="preserve">| </w:t>
-      </w:r>
-      <w:proofErr w:type="spellStart"/>
-      <w:r>
-        <w:t>insurance_claims</w:t>
-      </w:r>
-      <w:proofErr w:type="spellEnd"/>
-      <w:r>
-        <w:t xml:space="preserve"> | 1 |</w:t>
-      </w:r>
-    </w:p>
-    <w:p>
-      <w:r>
-        <w:t xml:space="preserve">| </w:t>
-      </w:r>
-      <w:proofErr w:type="spellStart"/>
-      <w:r>
-        <w:t>loan_docs</w:t>
-      </w:r>
-      <w:proofErr w:type="spellEnd"/>
-      <w:r>
-        <w:t xml:space="preserve"> | 1 |</w:t>
-      </w:r>
-    </w:p>
-    <w:p>
-      <w:r>
-        <w:t xml:space="preserve">| </w:t>
-      </w:r>
-      <w:proofErr w:type="spellStart"/>
-      <w:r>
-        <w:t>sec_filings</w:t>
-      </w:r>
-      <w:proofErr w:type="spellEnd"/>
-      <w:r>
-        <w:t xml:space="preserve"> | 1 |</w:t>
+    </w:p>
+    <w:p>
+      <w:r>
+        <w:t>| earnings_calls | 1 |</w:t>
+      </w:r>
+    </w:p>
+    <w:p>
+      <w:r>
+        <w:t>| insurance_claims | 1 |</w:t>
+      </w:r>
+    </w:p>
+    <w:p>
+      <w:r>
+        <w:t>| loan_docs | 1 |</w:t>
+      </w:r>
+    </w:p>
+    <w:p>
+      <w:r>
+        <w:t>| sec_filings | 1 |</w:t>
       </w:r>
     </w:p>
     <w:p/>
@@ -1098,31 +1021,7 @@
     <w:p/>
     <w:p>
       <w:r>
-        <w:t xml:space="preserve">| Exp | Chunking | </w:t>
-      </w:r>
-      <w:proofErr w:type="spellStart"/>
-      <w:r>
-        <w:t>Reranker</w:t>
-      </w:r>
-      <w:proofErr w:type="spellEnd"/>
-      <w:r>
-        <w:t xml:space="preserve"> | </w:t>
-      </w:r>
-      <w:proofErr w:type="spellStart"/>
-      <w:r>
-        <w:t>Precision@k</w:t>
-      </w:r>
-      <w:proofErr w:type="spellEnd"/>
-      <w:r>
-        <w:t xml:space="preserve"> | </w:t>
-      </w:r>
-      <w:proofErr w:type="spellStart"/>
-      <w:r>
-        <w:t>Recall@k</w:t>
-      </w:r>
-      <w:proofErr w:type="spellEnd"/>
-      <w:r>
-        <w:t xml:space="preserve"> | MRR |</w:t>
+        <w:t>| Exp | Chunking | Reranker | Precision@k | Recall@k | MRR |</w:t>
       </w:r>
     </w:p>
     <w:p>
@@ -1137,6 +1036,7 @@
     </w:p>
     <w:p>
       <w:r>
+        <w:lastRenderedPageBreak/>
         <w:t>| B | fixed | ON | 0.7826 | 1.0 | 0.9565 |</w:t>
       </w:r>
     </w:p>
@@ -1173,7 +1073,6 @@
     </w:p>
     <w:p>
       <w:r>
-        <w:lastRenderedPageBreak/>
         <w:t>| A | 0.9720 | 0.9728 | 0.8116 | 0.9891 |</w:t>
       </w:r>
     </w:p>
@@ -1247,15 +1146,7 @@
         <w:t>**0.51 (C)**</w:t>
       </w:r>
       <w:r>
-        <w:t xml:space="preserve">. Recall@5 saturated </w:t>
-      </w:r>
-      <w:proofErr w:type="spellStart"/>
-      <w:r>
-        <w:t>at</w:t>
-      </w:r>
-      <w:proofErr w:type="spellEnd"/>
-      <w:r>
-        <w:t xml:space="preserve"> </w:t>
+        <w:t xml:space="preserve">. Recall@5 saturated at </w:t>
       </w:r>
       <w:r>
         <w:rPr>
@@ -1275,15 +1166,7 @@
     </w:p>
     <w:p>
       <w:r>
-        <w:t xml:space="preserve">somewhere in the </w:t>
-      </w:r>
-      <w:proofErr w:type="gramStart"/>
-      <w:r>
-        <w:t>top-5</w:t>
-      </w:r>
-      <w:proofErr w:type="gramEnd"/>
-      <w:r>
-        <w:t>, so Recall is not discriminating here.</w:t>
+        <w:t>somewhere in the top-5, so Recall is not discriminating here.</w:t>
       </w:r>
     </w:p>
     <w:p/>
@@ -1298,23 +1181,7 @@
           <w:b/>
           <w:bCs/>
         </w:rPr>
-        <w:t xml:space="preserve">**30 chunks (avg 372 </w:t>
-      </w:r>
-      <w:proofErr w:type="gramStart"/>
-      <w:r>
-        <w:rPr>
-          <w:b/>
-          <w:bCs/>
-        </w:rPr>
-        <w:t>chars)*</w:t>
-      </w:r>
-      <w:proofErr w:type="gramEnd"/>
-      <w:r>
-        <w:rPr>
-          <w:b/>
-          <w:bCs/>
-        </w:rPr>
-        <w:t>*</w:t>
+        <w:t>**30 chunks (avg 372 chars)**</w:t>
       </w:r>
       <w:r>
         <w:t>; semantic yielded only **12 chunks (avg 929 chars,</w:t>
@@ -1322,28 +1189,12 @@
     </w:p>
     <w:p>
       <w:r>
-        <w:t>range 0–</w:t>
-      </w:r>
-      <w:proofErr w:type="gramStart"/>
-      <w:r>
-        <w:t>2064)*</w:t>
-      </w:r>
-      <w:proofErr w:type="gramEnd"/>
-      <w:r>
-        <w:t>*, i.e. ~3 chunks per document. With so few, large semantic chunks,</w:t>
-      </w:r>
-    </w:p>
-    <w:p>
-      <w:r>
-        <w:t xml:space="preserve">any </w:t>
-      </w:r>
-      <w:proofErr w:type="gramStart"/>
-      <w:r>
-        <w:t>top-5</w:t>
-      </w:r>
-      <w:proofErr w:type="gramEnd"/>
-      <w:r>
-        <w:t xml:space="preserve"> retrieval is </w:t>
+        <w:t>range 0–2064)**, i.e. ~3 chunks per document. With so few, large semantic chunks,</w:t>
+      </w:r>
+    </w:p>
+    <w:p>
+      <w:r>
+        <w:t xml:space="preserve">any top-5 retrieval is </w:t>
       </w:r>
       <w:r>
         <w:rPr>
@@ -1358,6 +1209,7 @@
     </w:p>
     <w:p>
       <w:r>
+        <w:lastRenderedPageBreak/>
         <w:t xml:space="preserve">mechanically depresses our document-level Precision@5. The minimum length of </w:t>
       </w:r>
       <w:r>
@@ -1375,15 +1227,7 @@
     </w:p>
     <w:p>
       <w:r>
-        <w:t>artifact worth fixing (tune `</w:t>
-      </w:r>
-      <w:proofErr w:type="spellStart"/>
-      <w:r>
-        <w:t>breakpoint_threshold_amount</w:t>
-      </w:r>
-      <w:proofErr w:type="spellEnd"/>
-      <w:r>
-        <w:t>` or drop empty chunks).</w:t>
+        <w:t>artifact worth fixing (tune `breakpoint_threshold_amount` or drop empty chunks).</w:t>
       </w:r>
     </w:p>
     <w:p/>
@@ -1404,41 +1248,17 @@
     </w:p>
     <w:p>
       <w:r>
-        <w:t xml:space="preserve">quality: </w:t>
-      </w:r>
-      <w:proofErr w:type="spellStart"/>
-      <w:r>
-        <w:t>semantic's</w:t>
-      </w:r>
-      <w:proofErr w:type="spellEnd"/>
-      <w:r>
-        <w:t xml:space="preserve"> RAGAS scores are competitive (Faithfulness 0.94–0.96, Answer</w:t>
-      </w:r>
-    </w:p>
-    <w:p>
-      <w:r>
-        <w:t xml:space="preserve">Relevancy ~0.97, Context Recall 1.0), and **semantic + </w:t>
-      </w:r>
-      <w:proofErr w:type="spellStart"/>
-      <w:r>
-        <w:t>rerank</w:t>
-      </w:r>
-      <w:proofErr w:type="spellEnd"/>
-      <w:r>
-        <w:t xml:space="preserve"> (D) achieved the</w:t>
-      </w:r>
-    </w:p>
-    <w:p>
-      <w:r>
-        <w:t>best Context Precision of all four runs (</w:t>
-      </w:r>
-      <w:proofErr w:type="gramStart"/>
-      <w:r>
-        <w:t>0.949)*</w:t>
-      </w:r>
-      <w:proofErr w:type="gramEnd"/>
-      <w:r>
-        <w:t>*. The large chunks still</w:t>
+        <w:t>quality: semantic's RAGAS scores are competitive (Faithfulness 0.94–0.96, Answer</w:t>
+      </w:r>
+    </w:p>
+    <w:p>
+      <w:r>
+        <w:t>Relevancy ~0.97, Context Recall 1.0), and **semantic + rerank (D) achieved the</w:t>
+      </w:r>
+    </w:p>
+    <w:p>
+      <w:r>
+        <w:t>best Context Precision of all four runs (0.949)**. The large chunks still</w:t>
       </w:r>
     </w:p>
     <w:p>
@@ -1447,379 +1267,271 @@
           <w:i/>
           <w:iCs/>
         </w:rPr>
+        <w:t>*contained*</w:t>
+      </w:r>
+      <w:r>
+        <w:t xml:space="preserve"> the answer; they just look "imprecise" to a document-identity metric.</w:t>
+      </w:r>
+    </w:p>
+    <w:p/>
+    <w:p>
+      <w:r>
+        <w:t xml:space="preserve">Practical read: fixed chunking suits </w:t>
+      </w:r>
+      <w:r>
+        <w:rPr>
+          <w:b/>
+          <w:bCs/>
+        </w:rPr>
+        <w:t>**short, clause-structured documents**</w:t>
+      </w:r>
+      <w:r>
+        <w:t xml:space="preserve"> (loan</w:t>
+      </w:r>
+    </w:p>
+    <w:p>
+      <w:r>
+        <w:t>agreements, insurance policies) where precise, self-contained passages matter;</w:t>
+      </w:r>
+    </w:p>
+    <w:p>
+      <w:r>
+        <w:t>semantic chunking's topic-coherent chunks are better motivated for **long,</w:t>
+      </w:r>
+    </w:p>
+    <w:p>
+      <w:r>
+        <w:t>narrative documents** (full 10-Ks, earnings transcripts) and a real benefit would</w:t>
+      </w:r>
+    </w:p>
+    <w:p>
+      <w:r>
+        <w:t>likely emerge on a larger, denser corpus than this demo set.</w:t>
+      </w:r>
+    </w:p>
+    <w:p/>
+    <w:p>
+      <w:r>
+        <w:rPr>
+          <w:b/>
+          <w:bCs/>
+        </w:rPr>
+        <w:t>### Impact of reranking</w:t>
+      </w:r>
+    </w:p>
+    <w:p/>
+    <w:p>
+      <w:r>
+        <w:t xml:space="preserve">Adding the BGE cross-encoder showed a </w:t>
+      </w:r>
+      <w:r>
+        <w:rPr>
+          <w:b/>
+          <w:bCs/>
+        </w:rPr>
+        <w:t>**consistent, interpretable pattern**</w:t>
+      </w:r>
+      <w:r>
+        <w:t xml:space="preserve"> in</w:t>
+      </w:r>
+    </w:p>
+    <w:p>
+      <w:r>
+        <w:t>both A→B and C→D:</w:t>
+      </w:r>
+    </w:p>
+    <w:p/>
+    <w:p>
+      <w:r>
+        <w:t>| Transition | Precision@5 | MRR | Faithfulness | Context Precision |</w:t>
+      </w:r>
+    </w:p>
+    <w:p>
+      <w:r>
+        <w:t>|---|---|---|---|---|</w:t>
+      </w:r>
+    </w:p>
+    <w:p>
+      <w:r>
+        <w:t>| A→B (fixed) | 0.861 → 0.783 ↓ | 0.935 → 0.957 ↑ | 0.958 → 0.978 ↑ | 0.820 → 0.895 ↑ |</w:t>
+      </w:r>
+    </w:p>
+    <w:p>
+      <w:r>
+        <w:t>| C→D (semantic) | 0.513 → 0.478 ↓ | 0.913 → 0.957 ↑ | 0.937 → 0.957 ↑ | 0.794 → 0.949 ↑ |</w:t>
+      </w:r>
+    </w:p>
+    <w:p/>
+    <w:p>
+      <w:r>
         <w:lastRenderedPageBreak/>
-        <w:t>*contained*</w:t>
-      </w:r>
-      <w:r>
-        <w:t xml:space="preserve"> the answer; they just look "imprecise" to a document-identity metric.</w:t>
+        <w:t xml:space="preserve">Reranking </w:t>
+      </w:r>
+      <w:r>
+        <w:rPr>
+          <w:b/>
+          <w:bCs/>
+        </w:rPr>
+        <w:t>**improved every metric that reflects answer quality**</w:t>
+      </w:r>
+      <w:r>
+        <w:t xml:space="preserve"> — MRR,</w:t>
+      </w:r>
+    </w:p>
+    <w:p>
+      <w:r>
+        <w:t>Faithfulness, and RAGAS Context Precision — while slightly lowering the</w:t>
+      </w:r>
+    </w:p>
+    <w:p>
+      <w:r>
+        <w:t>document-level Precision@5. That dip is an artifact of the same metric limitation</w:t>
+      </w:r>
+    </w:p>
+    <w:p>
+      <w:r>
+        <w:t>above: the cross-encoder reorders by genuine query–chunk relevance and will</w:t>
+      </w:r>
+    </w:p>
+    <w:p>
+      <w:r>
+        <w:t>promote a highly relevant chunk even if it comes from a different source document,</w:t>
+      </w:r>
+    </w:p>
+    <w:p>
+      <w:r>
+        <w:t>which a document-identity metric penalises. The **LLM-judged Context Precision</w:t>
+      </w:r>
+    </w:p>
+    <w:p>
+      <w:r>
+        <w:t>(which scores actual relevance, not document identity) rose in both cases** — the</w:t>
+      </w:r>
+    </w:p>
+    <w:p>
+      <w:r>
+        <w:t>more trustworthy signal — and faithfulness improved accordingly. Net: reranking is</w:t>
+      </w:r>
+    </w:p>
+    <w:p>
+      <w:r>
+        <w:t>a clear win for grounded answer quality.</w:t>
       </w:r>
     </w:p>
     <w:p/>
     <w:p>
       <w:r>
-        <w:t xml:space="preserve">Practical read: fixed chunking suits </w:t>
-      </w:r>
-      <w:r>
-        <w:rPr>
-          <w:b/>
-          <w:bCs/>
-        </w:rPr>
-        <w:t>**short, clause-structured documents**</w:t>
-      </w:r>
-      <w:r>
-        <w:t xml:space="preserve"> (loan</w:t>
-      </w:r>
-    </w:p>
-    <w:p>
-      <w:r>
-        <w:t>agreements, insurance policies) where precise, self-contained passages matter;</w:t>
-      </w:r>
-    </w:p>
-    <w:p>
-      <w:r>
-        <w:t>semantic chunking's topic-coherent chunks are better motivated for **long,</w:t>
-      </w:r>
-    </w:p>
-    <w:p>
-      <w:r>
-        <w:t>narrative documents** (full 10-Ks, earnings transcripts) and a real benefit would</w:t>
-      </w:r>
-    </w:p>
-    <w:p>
-      <w:r>
-        <w:t>likely emerge on a larger, denser corpus than this demo set.</w:t>
+        <w:rPr>
+          <w:b/>
+          <w:bCs/>
+        </w:rPr>
+        <w:t>### Computational tradeoffs</w:t>
       </w:r>
     </w:p>
     <w:p/>
     <w:p>
       <w:r>
-        <w:rPr>
-          <w:b/>
-          <w:bCs/>
-        </w:rPr>
-        <w:t>### Impact of reranking</w:t>
+        <w:t xml:space="preserve">- </w:t>
+      </w:r>
+      <w:r>
+        <w:rPr>
+          <w:b/>
+          <w:bCs/>
+        </w:rPr>
+        <w:t>**Semantic chunking — higher ingest cost.**</w:t>
+      </w:r>
+      <w:r>
+        <w:t xml:space="preserve"> It embeds sentences to find</w:t>
+      </w:r>
+    </w:p>
+    <w:p>
+      <w:r>
+        <w:t>  boundaries, so ingest makes many extra embedding API calls (and tokens) that</w:t>
+      </w:r>
+    </w:p>
+    <w:p>
+      <w:r>
+        <w:t>  fixed chunking does not. It did, however, produce fewer chunks (12 vs 30),</w:t>
+      </w:r>
+    </w:p>
+    <w:p>
+      <w:r>
+        <w:t>  giving a smaller index and faster vector search. Net: pay more at write time,</w:t>
+      </w:r>
+    </w:p>
+    <w:p>
+      <w:r>
+        <w:t>  save a little at read time.</w:t>
+      </w:r>
+    </w:p>
+    <w:p>
+      <w:r>
+        <w:t xml:space="preserve">- </w:t>
+      </w:r>
+      <w:r>
+        <w:rPr>
+          <w:b/>
+          <w:bCs/>
+        </w:rPr>
+        <w:t>**Reranking — higher per-query latency, no API cost.**</w:t>
+      </w:r>
+      <w:r>
+        <w:t xml:space="preserve"> Each query scores 10</w:t>
+      </w:r>
+    </w:p>
+    <w:p>
+      <w:r>
+        <w:t>  query–chunk pairs through `bge-reranker-large` (~560M params, ~1.3 GB) locally.</w:t>
+      </w:r>
+    </w:p>
+    <w:p>
+      <w:r>
+        <w:t>  On CPU that adds roughly tens-to-hundreds of ms per query and a fixed memory</w:t>
+      </w:r>
+    </w:p>
+    <w:p>
+      <w:r>
+        <w:t xml:space="preserve">  footprint, but </w:t>
+      </w:r>
+      <w:r>
+        <w:rPr>
+          <w:b/>
+          <w:bCs/>
+        </w:rPr>
+        <w:t>**zero additional API spend**</w:t>
+      </w:r>
+      <w:r>
+        <w:t xml:space="preserve"> (the model is local). At this</w:t>
+      </w:r>
+    </w:p>
+    <w:p>
+      <w:r>
+        <w:t>  corpus size the absolute cost is negligible; the relative pattern holds at scale.</w:t>
       </w:r>
     </w:p>
     <w:p/>
     <w:p>
       <w:r>
-        <w:t xml:space="preserve">Adding the BGE cross-encoder showed a </w:t>
-      </w:r>
-      <w:r>
-        <w:rPr>
-          <w:b/>
-          <w:bCs/>
-        </w:rPr>
-        <w:t>**consistent, interpretable pattern**</w:t>
-      </w:r>
-      <w:r>
-        <w:t xml:space="preserve"> in</w:t>
-      </w:r>
-    </w:p>
-    <w:p>
-      <w:r>
-        <w:t>both A→B and C→D:</w:t>
+        <w:rPr>
+          <w:b/>
+          <w:bCs/>
+        </w:rPr>
+        <w:t>### Recommended production architecture</w:t>
       </w:r>
     </w:p>
     <w:p/>
     <w:p>
       <w:r>
-        <w:t>| Transition | Precision@5 | MRR | Faithfulness | Context Precision |</w:t>
-      </w:r>
-    </w:p>
-    <w:p>
-      <w:r>
-        <w:t>|---|---|---|---|---|</w:t>
-      </w:r>
-    </w:p>
-    <w:p>
-      <w:r>
-        <w:t>| A→B (fixed) | 0.861 → 0.783 ↓ | 0.935 → 0.957 ↑ | 0.958 → 0.978 ↑ | 0.820 → 0.895 ↑ |</w:t>
-      </w:r>
-    </w:p>
-    <w:p>
-      <w:r>
-        <w:t>| C→D (semantic) | 0.513 → 0.478 ↓ | 0.913 → 0.957 ↑ | 0.937 → 0.957 ↑ | 0.794 → 0.949 ↑ |</w:t>
-      </w:r>
-    </w:p>
-    <w:p/>
-    <w:p>
-      <w:r>
-        <w:t xml:space="preserve">Reranking </w:t>
-      </w:r>
-      <w:r>
-        <w:rPr>
-          <w:b/>
-          <w:bCs/>
-        </w:rPr>
-        <w:t>**improved every metric that reflects answer quality</w:t>
-      </w:r>
-      <w:proofErr w:type="gramStart"/>
-      <w:r>
-        <w:rPr>
-          <w:b/>
-          <w:bCs/>
-        </w:rPr>
-        <w:t>**</w:t>
-      </w:r>
-      <w:r>
-        <w:t xml:space="preserve"> —</w:t>
-      </w:r>
-      <w:proofErr w:type="gramEnd"/>
-      <w:r>
-        <w:t xml:space="preserve"> MRR,</w:t>
-      </w:r>
-    </w:p>
-    <w:p>
-      <w:r>
-        <w:t>Faithfulness, and RAGAS Context Precision — while slightly lowering the</w:t>
-      </w:r>
-    </w:p>
-    <w:p>
-      <w:r>
-        <w:t>document-level Precision@5. That dip is an artifact of the same metric limitation</w:t>
-      </w:r>
-    </w:p>
-    <w:p>
-      <w:r>
-        <w:t>above: the cross-encoder reorders by genuine query–chunk relevance and will</w:t>
-      </w:r>
-    </w:p>
-    <w:p>
-      <w:r>
-        <w:t>promote a highly relevant chunk even if it comes from a different source document,</w:t>
-      </w:r>
-    </w:p>
-    <w:p>
-      <w:r>
-        <w:t xml:space="preserve">which a document-identity metric </w:t>
-      </w:r>
-      <w:proofErr w:type="spellStart"/>
-      <w:r>
-        <w:t>penalises</w:t>
-      </w:r>
-      <w:proofErr w:type="spellEnd"/>
-      <w:r>
-        <w:t>. The **LLM-judged Context Precision</w:t>
-      </w:r>
-    </w:p>
-    <w:p>
-      <w:r>
-        <w:t>(which scores actual relevance, not document identity) rose in both cases** — the</w:t>
-      </w:r>
-    </w:p>
-    <w:p>
-      <w:r>
-        <w:t>more trustworthy signal — and faithfulness improved accordingly. Net: reranking is</w:t>
+        <w:rPr>
+          <w:b/>
+          <w:bCs/>
+        </w:rPr>
+        <w:t>**Ship Fixed chunking (500/50) + BGE reranking — Experiment B — as the default.**</w:t>
       </w:r>
     </w:p>
     <w:p>
       <w:r>
         <w:lastRenderedPageBreak/>
-        <w:t>a clear win for grounded answer quality.</w:t>
-      </w:r>
-    </w:p>
-    <w:p/>
-    <w:p>
-      <w:r>
-        <w:rPr>
-          <w:b/>
-          <w:bCs/>
-        </w:rPr>
-        <w:t>### Computational tradeoffs</w:t>
-      </w:r>
-    </w:p>
-    <w:p/>
-    <w:p>
-      <w:r>
-        <w:t xml:space="preserve">- </w:t>
-      </w:r>
-      <w:r>
-        <w:rPr>
-          <w:b/>
-          <w:bCs/>
-        </w:rPr>
-        <w:t xml:space="preserve">**Semantic chunking — higher ingest </w:t>
-      </w:r>
-      <w:proofErr w:type="gramStart"/>
-      <w:r>
-        <w:rPr>
-          <w:b/>
-          <w:bCs/>
-        </w:rPr>
-        <w:t>cost.*</w:t>
-      </w:r>
-      <w:proofErr w:type="gramEnd"/>
-      <w:r>
-        <w:rPr>
-          <w:b/>
-          <w:bCs/>
-        </w:rPr>
-        <w:t>*</w:t>
-      </w:r>
-      <w:r>
-        <w:t xml:space="preserve"> It embeds sentences to find</w:t>
-      </w:r>
-    </w:p>
-    <w:p>
-      <w:r>
-        <w:t>  boundaries, so ingest makes many extra embedding API calls (and tokens) that</w:t>
-      </w:r>
-    </w:p>
-    <w:p>
-      <w:r>
-        <w:t>  fixed chunking does not. It did, however, produce fewer chunks (12 vs 30),</w:t>
-      </w:r>
-    </w:p>
-    <w:p>
-      <w:r>
-        <w:t xml:space="preserve">  giving a smaller index and faster vector search. Net: pay more at </w:t>
-      </w:r>
-      <w:proofErr w:type="gramStart"/>
-      <w:r>
-        <w:t>write</w:t>
-      </w:r>
-      <w:proofErr w:type="gramEnd"/>
-      <w:r>
-        <w:t xml:space="preserve"> time,</w:t>
-      </w:r>
-    </w:p>
-    <w:p>
-      <w:r>
-        <w:t xml:space="preserve">  save a little at </w:t>
-      </w:r>
-      <w:proofErr w:type="gramStart"/>
-      <w:r>
-        <w:t>read</w:t>
-      </w:r>
-      <w:proofErr w:type="gramEnd"/>
-      <w:r>
-        <w:t xml:space="preserve"> time.</w:t>
-      </w:r>
-    </w:p>
-    <w:p>
-      <w:r>
-        <w:t xml:space="preserve">- </w:t>
-      </w:r>
-      <w:r>
-        <w:rPr>
-          <w:b/>
-          <w:bCs/>
-        </w:rPr>
-        <w:t xml:space="preserve">**Reranking — higher per-query latency, no API </w:t>
-      </w:r>
-      <w:proofErr w:type="gramStart"/>
-      <w:r>
-        <w:rPr>
-          <w:b/>
-          <w:bCs/>
-        </w:rPr>
-        <w:t>cost.*</w:t>
-      </w:r>
-      <w:proofErr w:type="gramEnd"/>
-      <w:r>
-        <w:rPr>
-          <w:b/>
-          <w:bCs/>
-        </w:rPr>
-        <w:t>*</w:t>
-      </w:r>
-      <w:r>
-        <w:t xml:space="preserve"> Each query scores 10</w:t>
-      </w:r>
-    </w:p>
-    <w:p>
-      <w:r>
-        <w:t>  query–chunk pairs through `</w:t>
-      </w:r>
-      <w:proofErr w:type="spellStart"/>
-      <w:r>
-        <w:t>bge</w:t>
-      </w:r>
-      <w:proofErr w:type="spellEnd"/>
-      <w:r>
-        <w:t>-</w:t>
-      </w:r>
-      <w:proofErr w:type="spellStart"/>
-      <w:r>
-        <w:t>reranker</w:t>
-      </w:r>
-      <w:proofErr w:type="spellEnd"/>
-      <w:r>
-        <w:t>-large` (~560M params, ~1.3 GB) locally.</w:t>
-      </w:r>
-    </w:p>
-    <w:p>
-      <w:r>
-        <w:t xml:space="preserve">  On CPU that adds roughly tens-to-hundreds of </w:t>
-      </w:r>
-      <w:proofErr w:type="spellStart"/>
-      <w:r>
-        <w:t>ms</w:t>
-      </w:r>
-      <w:proofErr w:type="spellEnd"/>
-      <w:r>
-        <w:t xml:space="preserve"> per query and a fixed memory</w:t>
-      </w:r>
-    </w:p>
-    <w:p>
-      <w:r>
-        <w:t xml:space="preserve">  footprint, but </w:t>
-      </w:r>
-      <w:r>
-        <w:rPr>
-          <w:b/>
-          <w:bCs/>
-        </w:rPr>
-        <w:t>**zero additional API spend**</w:t>
-      </w:r>
-      <w:r>
-        <w:t xml:space="preserve"> (the model is local). At this</w:t>
-      </w:r>
-    </w:p>
-    <w:p>
-      <w:r>
-        <w:t>  corpus size the absolute cost is negligible; the relative pattern holds at scale.</w:t>
-      </w:r>
-    </w:p>
-    <w:p/>
-    <w:p>
-      <w:r>
-        <w:rPr>
-          <w:b/>
-          <w:bCs/>
-        </w:rPr>
-        <w:t>### Recommended production architecture</w:t>
-      </w:r>
-    </w:p>
-    <w:p/>
-    <w:p>
-      <w:r>
-        <w:rPr>
-          <w:b/>
-          <w:bCs/>
-        </w:rPr>
-        <w:t xml:space="preserve">**Ship Fixed chunking (500/50) + BGE reranking — Experiment B — as the </w:t>
-      </w:r>
-      <w:proofErr w:type="gramStart"/>
-      <w:r>
-        <w:rPr>
-          <w:b/>
-          <w:bCs/>
-        </w:rPr>
-        <w:t>default.*</w:t>
-      </w:r>
-      <w:proofErr w:type="gramEnd"/>
-      <w:r>
-        <w:rPr>
-          <w:b/>
-          <w:bCs/>
-        </w:rPr>
-        <w:t>*</w:t>
-      </w:r>
-    </w:p>
-    <w:p>
-      <w:r>
         <w:t xml:space="preserve">It gave the </w:t>
       </w:r>
       <w:r>
@@ -1827,23 +1539,7 @@
           <w:b/>
           <w:bCs/>
         </w:rPr>
-        <w:t>**highest Faithfulness (</w:t>
-      </w:r>
-      <w:proofErr w:type="gramStart"/>
-      <w:r>
-        <w:rPr>
-          <w:b/>
-          <w:bCs/>
-        </w:rPr>
-        <w:t>0.978)*</w:t>
-      </w:r>
-      <w:proofErr w:type="gramEnd"/>
-      <w:r>
-        <w:rPr>
-          <w:b/>
-          <w:bCs/>
-        </w:rPr>
-        <w:t>*</w:t>
+        <w:t>**highest Faithfulness (0.978)**</w:t>
       </w:r>
       <w:r>
         <w:t>, strong MRR (0.957) and good Context</w:t>
@@ -1903,21 +1599,12 @@
           <w:b/>
           <w:bCs/>
         </w:rPr>
-        <w:lastRenderedPageBreak/>
         <w:t>### Caveats</w:t>
       </w:r>
     </w:p>
     <w:p>
       <w:r>
-        <w:t xml:space="preserve">This is a small, synthetic 4-document corpus, so </w:t>
-      </w:r>
-      <w:proofErr w:type="gramStart"/>
-      <w:r>
-        <w:t>Recall</w:t>
-      </w:r>
-      <w:proofErr w:type="gramEnd"/>
-      <w:r>
-        <w:t>@5 saturates at 1.0 and the</w:t>
+        <w:t>This is a small, synthetic 4-document corpus, so Recall@5 saturates at 1.0 and the</w:t>
       </w:r>
     </w:p>
     <w:p>
@@ -1937,15 +1624,7 @@
     </w:p>
     <w:p>
       <w:r>
-        <w:t xml:space="preserve">Precision@5 structurally </w:t>
-      </w:r>
-      <w:proofErr w:type="spellStart"/>
-      <w:r>
-        <w:t>favours</w:t>
-      </w:r>
-      <w:proofErr w:type="spellEnd"/>
-      <w:r>
-        <w:t xml:space="preserve"> strategies that emit many small chunks; the</w:t>
+        <w:t>Precision@5 structurally favours strategies that emit many small chunks; the</w:t>
       </w:r>
     </w:p>
     <w:p>
@@ -2127,6 +1806,155 @@
     </w:lvl>
   </w:abstractNum>
   <w:abstractNum w:abstractNumId="1" w15:restartNumberingAfterBreak="0">
+    <w:nsid w:val="11621CF7"/>
+    <w:multiLevelType w:val="multilevel"/>
+    <w:tmpl w:val="CC38FD7A"/>
+    <w:lvl w:ilvl="0">
+      <w:start w:val="1"/>
+      <w:numFmt w:val="bullet"/>
+      <w:lvlText w:val=""/>
+      <w:lvlJc w:val="left"/>
+      <w:pPr>
+        <w:tabs>
+          <w:tab w:val="num" w:pos="720"/>
+        </w:tabs>
+        <w:ind w:left="720" w:hanging="360"/>
+      </w:pPr>
+      <w:rPr>
+        <w:rFonts w:ascii="Symbol" w:hAnsi="Symbol" w:hint="default"/>
+        <w:sz w:val="20"/>
+      </w:rPr>
+    </w:lvl>
+    <w:lvl w:ilvl="1" w:tentative="1">
+      <w:start w:val="1"/>
+      <w:numFmt w:val="bullet"/>
+      <w:lvlText w:val="o"/>
+      <w:lvlJc w:val="left"/>
+      <w:pPr>
+        <w:tabs>
+          <w:tab w:val="num" w:pos="1440"/>
+        </w:tabs>
+        <w:ind w:left="1440" w:hanging="360"/>
+      </w:pPr>
+      <w:rPr>
+        <w:rFonts w:ascii="Courier New" w:hAnsi="Courier New" w:hint="default"/>
+        <w:sz w:val="20"/>
+      </w:rPr>
+    </w:lvl>
+    <w:lvl w:ilvl="2" w:tentative="1">
+      <w:start w:val="1"/>
+      <w:numFmt w:val="bullet"/>
+      <w:lvlText w:val=""/>
+      <w:lvlJc w:val="left"/>
+      <w:pPr>
+        <w:tabs>
+          <w:tab w:val="num" w:pos="2160"/>
+        </w:tabs>
+        <w:ind w:left="2160" w:hanging="360"/>
+      </w:pPr>
+      <w:rPr>
+        <w:rFonts w:ascii="Wingdings" w:hAnsi="Wingdings" w:hint="default"/>
+        <w:sz w:val="20"/>
+      </w:rPr>
+    </w:lvl>
+    <w:lvl w:ilvl="3" w:tentative="1">
+      <w:start w:val="1"/>
+      <w:numFmt w:val="bullet"/>
+      <w:lvlText w:val=""/>
+      <w:lvlJc w:val="left"/>
+      <w:pPr>
+        <w:tabs>
+          <w:tab w:val="num" w:pos="2880"/>
+        </w:tabs>
+        <w:ind w:left="2880" w:hanging="360"/>
+      </w:pPr>
+      <w:rPr>
+        <w:rFonts w:ascii="Wingdings" w:hAnsi="Wingdings" w:hint="default"/>
+        <w:sz w:val="20"/>
+      </w:rPr>
+    </w:lvl>
+    <w:lvl w:ilvl="4" w:tentative="1">
+      <w:start w:val="1"/>
+      <w:numFmt w:val="bullet"/>
+      <w:lvlText w:val=""/>
+      <w:lvlJc w:val="left"/>
+      <w:pPr>
+        <w:tabs>
+          <w:tab w:val="num" w:pos="3600"/>
+        </w:tabs>
+        <w:ind w:left="3600" w:hanging="360"/>
+      </w:pPr>
+      <w:rPr>
+        <w:rFonts w:ascii="Wingdings" w:hAnsi="Wingdings" w:hint="default"/>
+        <w:sz w:val="20"/>
+      </w:rPr>
+    </w:lvl>
+    <w:lvl w:ilvl="5" w:tentative="1">
+      <w:start w:val="1"/>
+      <w:numFmt w:val="bullet"/>
+      <w:lvlText w:val=""/>
+      <w:lvlJc w:val="left"/>
+      <w:pPr>
+        <w:tabs>
+          <w:tab w:val="num" w:pos="4320"/>
+        </w:tabs>
+        <w:ind w:left="4320" w:hanging="360"/>
+      </w:pPr>
+      <w:rPr>
+        <w:rFonts w:ascii="Wingdings" w:hAnsi="Wingdings" w:hint="default"/>
+        <w:sz w:val="20"/>
+      </w:rPr>
+    </w:lvl>
+    <w:lvl w:ilvl="6" w:tentative="1">
+      <w:start w:val="1"/>
+      <w:numFmt w:val="bullet"/>
+      <w:lvlText w:val=""/>
+      <w:lvlJc w:val="left"/>
+      <w:pPr>
+        <w:tabs>
+          <w:tab w:val="num" w:pos="5040"/>
+        </w:tabs>
+        <w:ind w:left="5040" w:hanging="360"/>
+      </w:pPr>
+      <w:rPr>
+        <w:rFonts w:ascii="Wingdings" w:hAnsi="Wingdings" w:hint="default"/>
+        <w:sz w:val="20"/>
+      </w:rPr>
+    </w:lvl>
+    <w:lvl w:ilvl="7" w:tentative="1">
+      <w:start w:val="1"/>
+      <w:numFmt w:val="bullet"/>
+      <w:lvlText w:val=""/>
+      <w:lvlJc w:val="left"/>
+      <w:pPr>
+        <w:tabs>
+          <w:tab w:val="num" w:pos="5760"/>
+        </w:tabs>
+        <w:ind w:left="5760" w:hanging="360"/>
+      </w:pPr>
+      <w:rPr>
+        <w:rFonts w:ascii="Wingdings" w:hAnsi="Wingdings" w:hint="default"/>
+        <w:sz w:val="20"/>
+      </w:rPr>
+    </w:lvl>
+    <w:lvl w:ilvl="8" w:tentative="1">
+      <w:start w:val="1"/>
+      <w:numFmt w:val="bullet"/>
+      <w:lvlText w:val=""/>
+      <w:lvlJc w:val="left"/>
+      <w:pPr>
+        <w:tabs>
+          <w:tab w:val="num" w:pos="6480"/>
+        </w:tabs>
+        <w:ind w:left="6480" w:hanging="360"/>
+      </w:pPr>
+      <w:rPr>
+        <w:rFonts w:ascii="Wingdings" w:hAnsi="Wingdings" w:hint="default"/>
+        <w:sz w:val="20"/>
+      </w:rPr>
+    </w:lvl>
+  </w:abstractNum>
+  <w:abstractNum w:abstractNumId="2" w15:restartNumberingAfterBreak="0">
     <w:nsid w:val="232D35E9"/>
     <w:multiLevelType w:val="multilevel"/>
     <w:tmpl w:val="F6665B2A"/>
@@ -2275,7 +2103,7 @@
       </w:rPr>
     </w:lvl>
   </w:abstractNum>
-  <w:abstractNum w:abstractNumId="2" w15:restartNumberingAfterBreak="0">
+  <w:abstractNum w:abstractNumId="3" w15:restartNumberingAfterBreak="0">
     <w:nsid w:val="47F844E5"/>
     <w:multiLevelType w:val="multilevel"/>
     <w:tmpl w:val="946430B2"/>
@@ -2424,7 +2252,7 @@
       </w:rPr>
     </w:lvl>
   </w:abstractNum>
-  <w:abstractNum w:abstractNumId="3" w15:restartNumberingAfterBreak="0">
+  <w:abstractNum w:abstractNumId="4" w15:restartNumberingAfterBreak="0">
     <w:nsid w:val="7B180EF5"/>
     <w:multiLevelType w:val="multilevel"/>
     <w:tmpl w:val="F10E4894"/>
@@ -2574,16 +2402,19 @@
     </w:lvl>
   </w:abstractNum>
   <w:num w:numId="1" w16cid:durableId="1914775695">
-    <w:abstractNumId w:val="3"/>
+    <w:abstractNumId w:val="4"/>
   </w:num>
   <w:num w:numId="2" w16cid:durableId="1806313003">
-    <w:abstractNumId w:val="1"/>
+    <w:abstractNumId w:val="2"/>
   </w:num>
   <w:num w:numId="3" w16cid:durableId="751320232">
     <w:abstractNumId w:val="0"/>
   </w:num>
   <w:num w:numId="4" w16cid:durableId="1410150960">
-    <w:abstractNumId w:val="2"/>
+    <w:abstractNumId w:val="3"/>
+  </w:num>
+  <w:num w:numId="5" w16cid:durableId="2043051421">
+    <w:abstractNumId w:val="1"/>
   </w:num>
 </w:numbering>
 </file>
